--- a/blog/herofincorp/what-is-ekyc/E-KYC - Meaning, Full Form, Types, Process, and Eligibility.docx
+++ b/blog/herofincorp/what-is-ekyc/E-KYC - Meaning, Full Form, Types, Process, and Eligibility.docx
@@ -70,7 +70,7 @@
         <w:spacing w:after="300"/>
         <w:jc w:val="center"/>
       </w:pPr>
-      <w:hyperlink w:history="1" r:id="rIdng4iorcszs5q2lojknale">
+      <w:hyperlink w:history="1" r:id="rIdbgn0jgh80jx3ripwcaykw">
         <w:r>
           <w:rPr>
             <w:rFonts w:ascii="Calibri" w:cs="Calibri" w:eastAsia="Calibri" w:hAnsi="Calibri"/>
@@ -94,7 +94,7 @@
           <w:sz w:val="22"/>
           <w:szCs w:val="22"/>
         </w:rPr>
-        <w:t xml:space="preserve">Neha, a freelance designer, needed a studio deposit within the week, and a branch visit would have taken longer than that. She finished the loan application from her sofa in ten minutes.</w:t>
+        <w:t xml:space="preserve">Neha, a freelance designer, found the studio she wanted on a Tuesday and had to leave a deposit by Friday. A branch visit with photocopies would have taken longer than the landlord would wait. She finished the loan application from her sofa in about ten minutes instead, and the money reached her the same evening. What made that possible was e-KYC.</w:t>
       </w:r>
     </w:p>
     <w:p>
@@ -110,7 +110,7 @@
         </w:rPr>
         <w:t xml:space="preserve">To Avail Personal Loan </w:t>
       </w:r>
-      <w:hyperlink w:history="1" r:id="rIdfixhfvx3zckq-ajgenjak">
+      <w:hyperlink w:history="1" r:id="rIdescjst8vvrcadodgqvgf5">
         <w:r>
           <w:rPr>
             <w:rFonts w:ascii="Calibri" w:cs="Calibri" w:eastAsia="Calibri" w:hAnsi="Calibri"/>
@@ -151,9 +151,9 @@
           <w:sz w:val="22"/>
           <w:szCs w:val="22"/>
         </w:rPr>
-        <w:t xml:space="preserve">The e-KYC full form is electronic Know Your Customer: the paperless way a lender or </w:t>
-      </w:r>
-      <w:hyperlink w:history="1" r:id="rIdo5gdxjmdcqgdoe_3xi1aw">
+        <w:t xml:space="preserve">The e-KYC full form is electronic Know Your Customer. It is the paperless way a lender or </w:t>
+      </w:r>
+      <w:hyperlink w:history="1" r:id="rIdmfdvggymlloh8d_qsj4gz">
         <w:r>
           <w:rPr>
             <w:rFonts w:ascii="Calibri" w:cs="Calibri" w:eastAsia="Calibri" w:hAnsi="Calibri"/>
@@ -172,9 +172,9 @@
           <w:sz w:val="22"/>
           <w:szCs w:val="22"/>
         </w:rPr>
-        <w:t xml:space="preserve"> verifies your identity and address by pulling authenticated data from </w:t>
-      </w:r>
-      <w:hyperlink w:history="1" r:id="rIdi1petg8iamr2lpmijn4gr">
+        <w:t xml:space="preserve"> confirms who you are and where you live, by pulling authenticated records from </w:t>
+      </w:r>
+      <w:hyperlink w:history="1" r:id="rIdqte2zjvyrlgzfntfklsc_">
         <w:r>
           <w:rPr>
             <w:rFonts w:ascii="Calibri" w:cs="Calibri" w:eastAsia="Calibri" w:hAnsi="Calibri"/>
@@ -193,7 +193,7 @@
           <w:sz w:val="22"/>
           <w:szCs w:val="22"/>
         </w:rPr>
-        <w:t xml:space="preserve"> against your Aadhaar. The record arrives current and untouched, which is what makes same-day loans possible.</w:t>
+        <w:t xml:space="preserve"> against your Aadhaar instead of asking you to post a photocopy. Nothing passes through a scanner or a data-entry clerk on the way, so the details cannot drift, and that is the real reason same-day lending works at all.</w:t>
       </w:r>
     </w:p>
     <w:p>
@@ -241,7 +241,7 @@
           <w:sz w:val="22"/>
           <w:szCs w:val="22"/>
         </w:rPr>
-        <w:t xml:space="preserve">A one-time password on your Aadhaar-registered mobile; the method behind most instant personal loans.</w:t>
+        <w:t xml:space="preserve">A one-time password lands on the mobile number registered against your Aadhaar, which makes this the method behind most instant personal loans, needing nothing beyond the phone already in your hand.</w:t>
       </w:r>
     </w:p>
     <w:p>
@@ -272,7 +272,7 @@
           <w:sz w:val="22"/>
           <w:szCs w:val="22"/>
         </w:rPr>
-        <w:t xml:space="preserve">Fingerprint or iris on a registered device, where the lender wants proof of presence.</w:t>
+        <w:t xml:space="preserve">Here you press a finger or look into an iris scanner on a registered device. Lenders use it when they want proof you were physically present, which is why it happens at a branch or a business correspondent's counter.</w:t>
       </w:r>
     </w:p>
     <w:p>
@@ -303,7 +303,7 @@
           <w:sz w:val="22"/>
           <w:szCs w:val="22"/>
         </w:rPr>
-        <w:t xml:space="preserve">Offline e-KYC keeps your Aadhaar number out of the lender's database. Download the digitally signed XML file from myaadhaar.uidai.gov.in, lock it with a four-digit share code and hand it over; the lender verifies UIDAI's signature offline. It carries your name, address, photo and a reference ID.</w:t>
+        <w:t xml:space="preserve">Offline e-KYC keeps your Aadhaar number out of the lender's database altogether. You download a digitally signed XML file from myaadhaar.uidai.gov.in, lock it with a four-digit share code of your own choosing, and hand that file across. The lender checks UIDAI's signature without ever calling UIDAI's servers. What it receives is your name, your address, your photograph and a reference number standing in for the Aadhaar itself.</w:t>
       </w:r>
     </w:p>
     <w:p>
@@ -334,7 +334,7 @@
           <w:sz w:val="22"/>
           <w:szCs w:val="22"/>
         </w:rPr>
-        <w:t xml:space="preserve">Video KYC is a live call with a person on the other end. An officer of the lender records the session, checks your PAN on camera, matches your face to your Aadhaar photo and geotags your location, under RBI's V-CIP rules. It gives full KYC without a branch visit and lifts the Rs 60,000-a-year loan cap that OTP-only KYC carries.</w:t>
+        <w:t xml:space="preserve">Video KYC is a live call with a real person on the other end. An officer of the lender records the session, asks you to hold your PAN up to the camera, matches your face against your Aadhaar photograph and geotags where you are sitting, all of which RBI's V-CIP rules require. It delivers full KYC without a branch visit, and it lifts the Rs 60,000-a-year lending cap that OTP-only KYC carries.</w:t>
       </w:r>
     </w:p>
     <w:p>
@@ -365,7 +365,7 @@
           <w:sz w:val="22"/>
           <w:szCs w:val="22"/>
         </w:rPr>
-        <w:t xml:space="preserve">You need a valid Aadhaar, the mobile linked to it, and a PAN; a Hero FinCorp personal loan adds age 21 plus, income of Rs 15,000 a month and ideally a CIBIL score of 725.</w:t>
+        <w:t xml:space="preserve">Three things are non-negotiable. A valid Aadhaar, the mobile number linked to it, and a PAN. A Hero FinCorp personal loan adds its own conditions on top. You need to be 21 or older, earning at least Rs 15,000 a month, and ideally holding a CIBIL score around 725. Loans run from Rs 50,000 to Rs 7 lakh over 12 to 36 months, priced from 18% a year.</w:t>
       </w:r>
     </w:p>
     <w:p>
@@ -396,7 +396,7 @@
           <w:sz w:val="22"/>
           <w:szCs w:val="22"/>
         </w:rPr>
-        <w:t xml:space="preserve">Every app runs the same e-KYC process.</w:t>
+        <w:t xml:space="preserve">Every app runs the same e-KYC process underneath, because the data all comes from one place.</w:t>
       </w:r>
     </w:p>
     <w:p>
@@ -415,7 +415,7 @@
           <w:sz w:val="22"/>
           <w:szCs w:val="22"/>
         </w:rPr>
-        <w:t xml:space="preserve">You give consent, which the lender records before touching your Aadhaar details.</w:t>
+        <w:t xml:space="preserve">Consent comes first, and the lender has to record yours before it touches your Aadhaar details at all.</w:t>
       </w:r>
     </w:p>
     <w:p>
@@ -434,7 +434,7 @@
           <w:sz w:val="22"/>
           <w:szCs w:val="22"/>
         </w:rPr>
-        <w:t xml:space="preserve">You enter your Aadhaar number or a Virtual ID.</w:t>
+        <w:t xml:space="preserve">You enter the Aadhaar number, or a Virtual ID if you would rather not share the number itself.</w:t>
       </w:r>
     </w:p>
     <w:p>
@@ -453,7 +453,7 @@
           <w:sz w:val="22"/>
           <w:szCs w:val="22"/>
         </w:rPr>
-        <w:t xml:space="preserve">UIDAI challenges you: an OTP on the registered mobile, or a fingerprint or iris scan.</w:t>
+        <w:t xml:space="preserve">UIDAI then challenges you, either with an OTP to the registered mobile or with a fingerprint or iris scan on a registered device.</w:t>
       </w:r>
     </w:p>
     <w:p>
@@ -472,7 +472,7 @@
           <w:sz w:val="22"/>
           <w:szCs w:val="22"/>
         </w:rPr>
-        <w:t xml:space="preserve">On a match, UIDAI returns your name, date of birth, gender, address and photo; nothing else, and your biometrics never leave UIDAI.</w:t>
+        <w:t xml:space="preserve">On a match, back come your name and date of birth, your gender and address, and the photograph on file. Nothing else. Your biometrics never leave UIDAI.</w:t>
       </w:r>
     </w:p>
     <w:p>
@@ -491,7 +491,7 @@
           <w:sz w:val="22"/>
           <w:szCs w:val="22"/>
         </w:rPr>
-        <w:t xml:space="preserve">Next, the lender matches the name to your PAN, screens the record and stores it.</w:t>
+        <w:t xml:space="preserve">The lender matches that name against your PAN, screens the record and files it.</w:t>
       </w:r>
     </w:p>
     <w:p>
@@ -510,7 +510,7 @@
           <w:sz w:val="22"/>
           <w:szCs w:val="22"/>
         </w:rPr>
-        <w:t xml:space="preserve">Finally a CKYC identifier is created or updated for other institutions to reuse.</w:t>
+        <w:t xml:space="preserve">Finally a CKYC identifier is created or refreshed, which is what lets the next institution reuse the record instead of starting over.</w:t>
       </w:r>
     </w:p>
     <w:p>
@@ -541,21 +541,21 @@
           <w:sz w:val="22"/>
           <w:szCs w:val="22"/>
         </w:rPr>
-        <w:t xml:space="preserve">How to apply for e-KYC online depends on what you're opening. For a loan or bank account there's no separate application; e-KYC is a step inside the form. Investments go through a KYC Registration Agency.</w:t>
-      </w:r>
-    </w:p>
-    <w:p>
-      <w:pPr>
-        <w:spacing w:after="160" w:line="300"/>
-      </w:pPr>
-      <w:r>
-        <w:rPr>
-          <w:rFonts w:ascii="Calibri" w:cs="Calibri" w:eastAsia="Calibri" w:hAnsi="Calibri"/>
-          <w:color w:val="1A1A1A"/>
-          <w:sz w:val="22"/>
-          <w:szCs w:val="22"/>
-        </w:rPr>
-        <w:t xml:space="preserve">Loan or bank account:</w:t>
+        <w:t xml:space="preserve">How to apply for e-KYC online depends on what you are opening. For a loan or a bank account there is no separate application at all. E-KYC sits inside the form you are already filling in. Investments work differently and go through a KYC Registration Agency.</w:t>
+      </w:r>
+    </w:p>
+    <w:p>
+      <w:pPr>
+        <w:spacing w:after="160" w:line="300"/>
+      </w:pPr>
+      <w:r>
+        <w:rPr>
+          <w:rFonts w:ascii="Calibri" w:cs="Calibri" w:eastAsia="Calibri" w:hAnsi="Calibri"/>
+          <w:color w:val="1A1A1A"/>
+          <w:sz w:val="22"/>
+          <w:szCs w:val="22"/>
+        </w:rPr>
+        <w:t xml:space="preserve">Opening a loan or bank account:</w:t>
       </w:r>
     </w:p>
     <w:p>
@@ -574,7 +574,7 @@
           <w:sz w:val="22"/>
           <w:szCs w:val="22"/>
         </w:rPr>
-        <w:t xml:space="preserve">Start the application in the lender's app or website.</w:t>
+        <w:t xml:space="preserve">Begin the application in the lender's app or on its website.</w:t>
       </w:r>
     </w:p>
     <w:p>
@@ -593,7 +593,7 @@
           <w:sz w:val="22"/>
           <w:szCs w:val="22"/>
         </w:rPr>
-        <w:t xml:space="preserve">Keep the Aadhaar-linked mobile with you; that's where the OTP goes.</w:t>
+        <w:t xml:space="preserve">Have the Aadhaar-linked mobile beside you, because that is where the OTP arrives whatever number you typed into the form.</w:t>
       </w:r>
     </w:p>
     <w:p>
@@ -612,7 +612,7 @@
           <w:sz w:val="22"/>
           <w:szCs w:val="22"/>
         </w:rPr>
-        <w:t xml:space="preserve">Enter your Aadhaar, approve the OTP and tick the consent screen.</w:t>
+        <w:t xml:space="preserve">Enter the Aadhaar, approve the OTP, tick the consent screen.</w:t>
       </w:r>
     </w:p>
     <w:p>
@@ -631,21 +631,21 @@
           <w:sz w:val="22"/>
           <w:szCs w:val="22"/>
         </w:rPr>
-        <w:t xml:space="preserve">Then e-sign the agreement.</w:t>
-      </w:r>
-    </w:p>
-    <w:p>
-      <w:pPr>
-        <w:spacing w:after="160" w:line="300"/>
-      </w:pPr>
-      <w:r>
-        <w:rPr>
-          <w:rFonts w:ascii="Calibri" w:cs="Calibri" w:eastAsia="Calibri" w:hAnsi="Calibri"/>
-          <w:color w:val="1A1A1A"/>
-          <w:sz w:val="22"/>
-          <w:szCs w:val="22"/>
-        </w:rPr>
-        <w:t xml:space="preserve">Mutual funds or a demat account: complete Aadhaar OTP or Video KYC through a SEBI-registered KRA such as CVL KRA or CAMS KRA, or via your broker, and track the status on the KRA site with your PAN.</w:t>
+        <w:t xml:space="preserve">Then e-sign.</w:t>
+      </w:r>
+    </w:p>
+    <w:p>
+      <w:pPr>
+        <w:spacing w:after="160" w:line="300"/>
+      </w:pPr>
+      <w:r>
+        <w:rPr>
+          <w:rFonts w:ascii="Calibri" w:cs="Calibri" w:eastAsia="Calibri" w:hAnsi="Calibri"/>
+          <w:color w:val="1A1A1A"/>
+          <w:sz w:val="22"/>
+          <w:szCs w:val="22"/>
+        </w:rPr>
+        <w:t xml:space="preserve">For mutual funds or a demat account, go through a SEBI-registered KRA such as CVL KRA or CAMS KRA, or let your broker do it. Complete an Aadhaar OTP or a Video KYC, upload a PAN copy, then track the status on the KRA site using your PAN. Validation usually takes a few working days.</w:t>
       </w:r>
     </w:p>
     <w:p>
@@ -693,7 +693,7 @@
           <w:sz w:val="22"/>
           <w:szCs w:val="22"/>
         </w:rPr>
-        <w:t xml:space="preserve">Electronic Know Your Customer. KYC is the identity and address check RBI requires before a lender opens an account or sanctions a loan; the "e" means it's done digitally, so nobody photocopies anything.</w:t>
+        <w:t xml:space="preserve">Electronic Know Your Customer. KYC itself is the identity and address check RBI demands before any regulated lender opens an account or sanctions a loan. Adding the "e" only means the check runs digitally, so nobody photocopies anything.</w:t>
       </w:r>
     </w:p>
     <w:p>
@@ -724,7 +724,7 @@
           <w:sz w:val="22"/>
           <w:szCs w:val="22"/>
         </w:rPr>
-        <w:t xml:space="preserve">Aadhaar e-KYC is machine to machine: an OTP or a fingerprint, and UIDAI answers in seconds. Video KYC puts a lender's officer on a recorded live call, which is slower but it's the route when the linked mobile isn't with you or the loan is bigger than OTP-only KYC allows.</w:t>
+        <w:t xml:space="preserve">Aadhaar e-KYC is machine talking to machine. You approve an OTP or press a finger, and UIDAI answers within seconds. Video KYC puts a lender's officer on a recorded live call with you, which takes longer but covers the cases Aadhaar OTP cannot. Lenders fall back on it when the linked mobile is not with you, or when the loan is larger than OTP-only KYC permits.</w:t>
       </w:r>
     </w:p>
     <w:p>
@@ -755,7 +755,7 @@
           <w:sz w:val="22"/>
           <w:szCs w:val="22"/>
         </w:rPr>
-        <w:t xml:space="preserve">Nine times out of ten it's the mobile number: if the one on your Aadhaar is old, the OTP never arrives. Other causes are a name spelt differently on PAN and Aadhaar (Mohd against Mohammed) or three wrong OTP entries in a row.</w:t>
+        <w:t xml:space="preserve">Nine times out of ten the mobile number is at fault. If the one sitting on your Aadhaar record is old or disconnected, the OTP simply never arrives. After that the usual suspects are a name spelt differently on PAN and Aadhaar, Mohd against Mohammed being the classic, or three wrong OTP entries in a row locking you out for the day.</w:t>
       </w:r>
     </w:p>
     <w:p>
@@ -786,7 +786,7 @@
           <w:sz w:val="22"/>
           <w:szCs w:val="22"/>
         </w:rPr>
-        <w:t xml:space="preserve">KYC itself is mandatory; doing it electronically isn't. Lenders can verify you through Aadhaar OTP, biometrics, Video KYC or a form at a branch. For an instant personal loan, though, e-KYC is the only route to same-day money.</w:t>
+        <w:t xml:space="preserve">KYC is mandatory. Doing it electronically is not. A lender can verify you through Aadhaar OTP or biometrics, over a video call, or across a counter on paper with a DigiLocker document. For an instant personal loan, though, e-KYC is the only route that gets money to you the same day.</w:t>
       </w:r>
     </w:p>
     <w:sectPr>

--- a/blog/herofincorp/what-is-ekyc/E-KYC - Meaning, Full Form, Types, Process, and Eligibility.docx
+++ b/blog/herofincorp/what-is-ekyc/E-KYC - Meaning, Full Form, Types, Process, and Eligibility.docx
@@ -70,7 +70,7 @@
         <w:spacing w:after="300"/>
         <w:jc w:val="center"/>
       </w:pPr>
-      <w:hyperlink w:history="1" r:id="rIdbgn0jgh80jx3ripwcaykw">
+      <w:hyperlink w:history="1" r:id="rIdqu0ryh2uynz6bqvcthnuy">
         <w:r>
           <w:rPr>
             <w:rFonts w:ascii="Calibri" w:cs="Calibri" w:eastAsia="Calibri" w:hAnsi="Calibri"/>
@@ -94,7 +94,7 @@
           <w:sz w:val="22"/>
           <w:szCs w:val="22"/>
         </w:rPr>
-        <w:t xml:space="preserve">Neha, a freelance designer, found the studio she wanted on a Tuesday and had to leave a deposit by Friday. A branch visit with photocopies would have taken longer than the landlord would wait. She finished the loan application from her sofa in about ten minutes instead, and the money reached her the same evening. What made that possible was e-KYC.</w:t>
+        <w:t xml:space="preserve">Neha designs freelance. She found her studio on a Tuesday and the landlord wanted a deposit by Friday. Photocopies, a queue at the branch, a clerk keying her details in twice, none of that fits inside three days. She finished the loan application from her sofa in about ten minutes instead, and the money reached her the same evening. What made that possible was e-KYC.</w:t>
       </w:r>
     </w:p>
     <w:p>
@@ -110,7 +110,7 @@
         </w:rPr>
         <w:t xml:space="preserve">To Avail Personal Loan </w:t>
       </w:r>
-      <w:hyperlink w:history="1" r:id="rIdescjst8vvrcadodgqvgf5">
+      <w:hyperlink w:history="1" r:id="rIdo9qbegngph1_jgg44ztqh">
         <w:r>
           <w:rPr>
             <w:rFonts w:ascii="Calibri" w:cs="Calibri" w:eastAsia="Calibri" w:hAnsi="Calibri"/>
@@ -151,9 +151,9 @@
           <w:sz w:val="22"/>
           <w:szCs w:val="22"/>
         </w:rPr>
-        <w:t xml:space="preserve">The e-KYC full form is electronic Know Your Customer. It is the paperless way a lender or </w:t>
-      </w:r>
-      <w:hyperlink w:history="1" r:id="rIdmfdvggymlloh8d_qsj4gz">
+        <w:t xml:space="preserve">Electronic Know Your Customer. Rather than have you post a photocopy, a lender or an </w:t>
+      </w:r>
+      <w:hyperlink w:history="1" r:id="rIdrzsywb_ykowceqt42nzne">
         <w:r>
           <w:rPr>
             <w:rFonts w:ascii="Calibri" w:cs="Calibri" w:eastAsia="Calibri" w:hAnsi="Calibri"/>
@@ -172,9 +172,9 @@
           <w:sz w:val="22"/>
           <w:szCs w:val="22"/>
         </w:rPr>
-        <w:t xml:space="preserve"> confirms who you are and where you live, by pulling authenticated records from </w:t>
-      </w:r>
-      <w:hyperlink w:history="1" r:id="rIdqte2zjvyrlgzfntfklsc_">
+        <w:t xml:space="preserve"> pulls your identity and address straight out of </w:t>
+      </w:r>
+      <w:hyperlink w:history="1" r:id="rIdepniluk3ulunsnwirfrkf">
         <w:r>
           <w:rPr>
             <w:rFonts w:ascii="Calibri" w:cs="Calibri" w:eastAsia="Calibri" w:hAnsi="Calibri"/>
@@ -193,7 +193,7 @@
           <w:sz w:val="22"/>
           <w:szCs w:val="22"/>
         </w:rPr>
-        <w:t xml:space="preserve"> against your Aadhaar instead of asking you to post a photocopy. Nothing passes through a scanner or a data-entry clerk on the way, so the details cannot drift, and that is the real reason same-day lending works at all.</w:t>
+        <w:t xml:space="preserve"> records against your Aadhaar. No clerk retypes a thing. Details that cannot drift somewhere between the enrolment centre and the lender's screen are the reason anyone will lend you money on the afternoon you ask.</w:t>
       </w:r>
     </w:p>
     <w:p>
@@ -334,7 +334,7 @@
           <w:sz w:val="22"/>
           <w:szCs w:val="22"/>
         </w:rPr>
-        <w:t xml:space="preserve">Video KYC is a live call with a real person on the other end. An officer of the lender records the session, asks you to hold your PAN up to the camera, matches your face against your Aadhaar photograph and geotags where you are sitting, all of which RBI's V-CIP rules require. It delivers full KYC without a branch visit, and it lifts the Rs 60,000-a-year lending cap that OTP-only KYC carries.</w:t>
+        <w:t xml:space="preserve">Video KYC is a live call with a real person on the other end. An officer of the lender records the session, asks you to hold your PAN up to the camera, matches your face against your Aadhaar photograph and geotags where you are sitting, all of which RBI's V-CIP rules require. You get full KYC without setting foot in a branch. That also clears the Rs 60,000-a-year lending cap which OTP-only KYC leaves in place.</w:t>
       </w:r>
     </w:p>
     <w:p>
@@ -593,7 +593,7 @@
           <w:sz w:val="22"/>
           <w:szCs w:val="22"/>
         </w:rPr>
-        <w:t xml:space="preserve">Have the Aadhaar-linked mobile beside you, because that is where the OTP arrives whatever number you typed into the form.</w:t>
+        <w:t xml:space="preserve">The OTP goes to whichever mobile sits on your Aadhaar record, not the number you typed into the form, so keep that handset beside you.</w:t>
       </w:r>
     </w:p>
     <w:p>
@@ -612,7 +612,7 @@
           <w:sz w:val="22"/>
           <w:szCs w:val="22"/>
         </w:rPr>
-        <w:t xml:space="preserve">Enter the Aadhaar, approve the OTP, tick the consent screen.</w:t>
+        <w:t xml:space="preserve">Aadhaar number next, then the OTP, then the consent screen.</w:t>
       </w:r>
     </w:p>
     <w:p>

--- a/blog/herofincorp/what-is-ekyc/E-KYC - Meaning, Full Form, Types, Process, and Eligibility.docx
+++ b/blog/herofincorp/what-is-ekyc/E-KYC - Meaning, Full Form, Types, Process, and Eligibility.docx
@@ -70,7 +70,7 @@
         <w:spacing w:after="300"/>
         <w:jc w:val="center"/>
       </w:pPr>
-      <w:hyperlink w:history="1" r:id="rIdqu0ryh2uynz6bqvcthnuy">
+      <w:hyperlink w:history="1" r:id="rIdk09ea0numu9f3gpah_smt">
         <w:r>
           <w:rPr>
             <w:rFonts w:ascii="Calibri" w:cs="Calibri" w:eastAsia="Calibri" w:hAnsi="Calibri"/>
@@ -94,7 +94,7 @@
           <w:sz w:val="22"/>
           <w:szCs w:val="22"/>
         </w:rPr>
-        <w:t xml:space="preserve">Neha designs freelance. She found her studio on a Tuesday and the landlord wanted a deposit by Friday. Photocopies, a queue at the branch, a clerk keying her details in twice, none of that fits inside three days. She finished the loan application from her sofa in about ten minutes instead, and the money reached her the same evening. What made that possible was e-KYC.</w:t>
+        <w:t xml:space="preserve">Neha designs freelance. She found her studio on a Tuesday and the landlord wanted a deposit by Friday. Photocopies, a branch queue, a clerk keying her details in twice, none of that fits inside three days. She finished the loan application from her sofa in about ten minutes instead, and the money reached her the same evening. What made that possible was e-KYC.</w:t>
       </w:r>
     </w:p>
     <w:p>
@@ -110,7 +110,7 @@
         </w:rPr>
         <w:t xml:space="preserve">To Avail Personal Loan </w:t>
       </w:r>
-      <w:hyperlink w:history="1" r:id="rIdo9qbegngph1_jgg44ztqh">
+      <w:hyperlink w:history="1" r:id="rIdvmttll5vuy7-yojzzakz0">
         <w:r>
           <w:rPr>
             <w:rFonts w:ascii="Calibri" w:cs="Calibri" w:eastAsia="Calibri" w:hAnsi="Calibri"/>
@@ -151,9 +151,9 @@
           <w:sz w:val="22"/>
           <w:szCs w:val="22"/>
         </w:rPr>
-        <w:t xml:space="preserve">Electronic Know Your Customer. Rather than have you post a photocopy, a lender or an </w:t>
-      </w:r>
-      <w:hyperlink w:history="1" r:id="rIdrzsywb_ykowceqt42nzne">
+        <w:t xml:space="preserve">Ask for the e-KYC full form and you get four words back. Electronic Know Your Customer. Rather than have you post a photocopy, a lender or an </w:t>
+      </w:r>
+      <w:hyperlink w:history="1" r:id="rIduu3xo_rwlmeiigacgduhm">
         <w:r>
           <w:rPr>
             <w:rFonts w:ascii="Calibri" w:cs="Calibri" w:eastAsia="Calibri" w:hAnsi="Calibri"/>
@@ -174,7 +174,7 @@
         </w:rPr>
         <w:t xml:space="preserve"> pulls your identity and address straight out of </w:t>
       </w:r>
-      <w:hyperlink w:history="1" r:id="rIdepniluk3ulunsnwirfrkf">
+      <w:hyperlink w:history="1" r:id="rIdwzivf4c2cny8exxrkbxtl">
         <w:r>
           <w:rPr>
             <w:rFonts w:ascii="Calibri" w:cs="Calibri" w:eastAsia="Calibri" w:hAnsi="Calibri"/>
